--- a/tillsyn/A 18694-2024 tillsynsbegäran.docx
+++ b/tillsyn/A 18694-2024 tillsynsbegäran.docx
@@ -227,7 +227,7 @@
     <w:r>
       <w:tab/>
       <w:tab/>
-      <w:t>2026-07-23</w:t>
+      <w:t>2026-07-24</w:t>
       <w:br/>
       <w:br/>
     </w:r>

--- a/tillsyn/A 18694-2024 tillsynsbegäran.docx
+++ b/tillsyn/A 18694-2024 tillsynsbegäran.docx
@@ -227,7 +227,7 @@
     <w:r>
       <w:tab/>
       <w:tab/>
-      <w:t>2026-08-15</w:t>
+      <w:t>2026-08-16</w:t>
       <w:br/>
       <w:br/>
     </w:r>

--- a/tillsyn/A 18694-2024 tillsynsbegäran.docx
+++ b/tillsyn/A 18694-2024 tillsynsbegäran.docx
@@ -227,7 +227,7 @@
     <w:r>
       <w:tab/>
       <w:tab/>
-      <w:t>2026-08-16</w:t>
+      <w:t>2026-08-17</w:t>
       <w:br/>
       <w:br/>
     </w:r>

--- a/tillsyn/A 18694-2024 tillsynsbegäran.docx
+++ b/tillsyn/A 18694-2024 tillsynsbegäran.docx
@@ -227,7 +227,7 @@
     <w:r>
       <w:tab/>
       <w:tab/>
-      <w:t>2026-08-17</w:t>
+      <w:t>2026-08-18</w:t>
       <w:br/>
       <w:br/>
     </w:r>

--- a/tillsyn/A 18694-2024 tillsynsbegäran.docx
+++ b/tillsyn/A 18694-2024 tillsynsbegäran.docx
@@ -227,7 +227,7 @@
     <w:r>
       <w:tab/>
       <w:tab/>
-      <w:t>2026-08-18</w:t>
+      <w:t>2026-08-19</w:t>
       <w:br/>
       <w:br/>
     </w:r>

--- a/tillsyn/A 18694-2024 tillsynsbegäran.docx
+++ b/tillsyn/A 18694-2024 tillsynsbegäran.docx
@@ -227,7 +227,7 @@
     <w:r>
       <w:tab/>
       <w:tab/>
-      <w:t>2026-08-19</w:t>
+      <w:t>2026-08-20</w:t>
       <w:br/>
       <w:br/>
     </w:r>

--- a/tillsyn/A 18694-2024 tillsynsbegäran.docx
+++ b/tillsyn/A 18694-2024 tillsynsbegäran.docx
@@ -227,7 +227,7 @@
     <w:r>
       <w:tab/>
       <w:tab/>
-      <w:t>2026-08-20</w:t>
+      <w:t>2026-08-21</w:t>
       <w:br/>
       <w:br/>
     </w:r>

--- a/tillsyn/A 18694-2024 tillsynsbegäran.docx
+++ b/tillsyn/A 18694-2024 tillsynsbegäran.docx
@@ -227,7 +227,7 @@
     <w:r>
       <w:tab/>
       <w:tab/>
-      <w:t>2026-08-21</w:t>
+      <w:t>2026-08-22</w:t>
       <w:br/>
       <w:br/>
     </w:r>

--- a/tillsyn/A 18694-2024 tillsynsbegäran.docx
+++ b/tillsyn/A 18694-2024 tillsynsbegäran.docx
@@ -227,7 +227,7 @@
     <w:r>
       <w:tab/>
       <w:tab/>
-      <w:t>2026-08-22</w:t>
+      <w:t>2026-08-23</w:t>
       <w:br/>
       <w:br/>
     </w:r>

--- a/tillsyn/A 18694-2024 tillsynsbegäran.docx
+++ b/tillsyn/A 18694-2024 tillsynsbegäran.docx
@@ -22,7 +22,7 @@
       <w:r>
         <w:drawing>
           <wp:inline xmlns:a="http://schemas.openxmlformats.org/drawingml/2006/main" xmlns:pic="http://schemas.openxmlformats.org/drawingml/2006/picture">
-            <wp:extent cx="5486400" cy="4898872"/>
+            <wp:extent cx="5486400" cy="4874939"/>
             <wp:docPr id="1" name="Picture 1"/>
             <wp:cNvGraphicFramePr>
               <a:graphicFrameLocks noChangeAspect="1"/>
@@ -43,7 +43,7 @@
                   <pic:spPr>
                     <a:xfrm>
                       <a:off x="0" y="0"/>
-                      <a:ext cx="5486400" cy="4898872"/>
+                      <a:ext cx="5486400" cy="4874939"/>
                     </a:xfrm>
                     <a:prstGeom prst="rect"/>
                   </pic:spPr>
@@ -65,7 +65,7 @@
     </w:p>
     <w:p>
       <w:r>
-        <w:t>Inom 23 meter från avverkningsanmälan finns fynd av 1 naturvårdsarter, varav 1 är fridlyst: revlummer (§9). Se Figur 1.</w:t>
+        <w:t>Inom 23 meter från avverkningsanmälan finns fynd av 3 naturvårdsarter, varav 2 är fridlysta, 2 är typiska (T) och 1 är signalart (S): blåmossa (S, T), spillkråka (T, §4) och revlummer (§9). Se Figur 1.</w:t>
       </w:r>
     </w:p>
     <w:p>
@@ -96,7 +96,172 @@
     </w:p>
     <w:p>
       <w:r>
-        <w:t>Nedan följer beskrivningar av de naturvårdsarter och fridlysta arter som har sina livsmiljöer och växtplatser i den avverkningsanmälda skogen. De påträffade naturvårdsarterna är ett tydligt kvitto på att det rör sig om en skog med höga naturvärden.</w:t>
+        <w:t>Nedan följer beskrivningar av de naturvårdsarter och fridlysta arter som har sina livsmiljöer och växtplatser i den avverkningsanmälda skogen. Se även ytterligare artfakta i BILAGA 1. De påträffade naturvårdsarterna är ett tydligt kvitto på att det rör sig om en skog med höga naturvärden.</w:t>
+      </w:r>
+    </w:p>
+    <w:p>
+      <w:r>
+        <w:rPr>
+          <w:b/>
+        </w:rPr>
+        <w:t xml:space="preserve">Blåmossa </w:t>
+      </w:r>
+      <w:r>
+        <w:t xml:space="preserve">har karaktäristiska kuddar som är lätta att se på långt håll. Mycket stora kuddar, större än 0,5 meter i höjd, indikerar höga naturvärden där skogen har en lång period av orördhet oh stabila miljöförhållanden. Mossan växer under gynnsamma omständigheter cirka 1 centimeter per år och stora kuddar kan därför indirekt visa att lokalen varit lämplig under en lång tid. Blåmossa är typisk art för </w:t>
+      </w:r>
+      <w:r>
+        <w:rPr>
+          <w:i/>
+        </w:rPr>
+        <w:t>9010 Taiga, 9080 Lövsumpskog</w:t>
+      </w:r>
+      <w:r>
+        <w:t xml:space="preserve"> och </w:t>
+      </w:r>
+      <w:r>
+        <w:rPr>
+          <w:i/>
+        </w:rPr>
+        <w:t>9750 Svämlövskog</w:t>
+      </w:r>
+      <w:r>
+        <w:t xml:space="preserve"> (SLU Artdatabanken, 2025; Nitare &amp; Skogsstyrelsen, 2019).</w:t>
+      </w:r>
+    </w:p>
+    <w:p>
+      <w:r>
+        <w:rPr>
+          <w:b/>
+        </w:rPr>
+        <w:t>Spillkråka (§4)</w:t>
+      </w:r>
+      <w:r>
+        <w:t xml:space="preserve"> omfattas av bilaga 1 i EU:s fågeldirektiv och är typisk art för </w:t>
+      </w:r>
+      <w:r>
+        <w:rPr>
+          <w:i/>
+        </w:rPr>
+        <w:t xml:space="preserve">9010 Taiga </w:t>
+      </w:r>
+      <w:r>
+        <w:t>och</w:t>
+      </w:r>
+      <w:r>
+        <w:rPr>
+          <w:i/>
+        </w:rPr>
+        <w:t xml:space="preserve"> 9740 Skogsbevuxen myr</w:t>
+      </w:r>
+      <w:r>
+        <w:t>. Den behöver grova träd, främst tall, asp och bok som boträd. Skogsbruk med korta omloppstider och täta, homogena ungskogar utgör det största hotet. Spillkråka är en nyckelart i skogliga miljöer vars övergivna bohål utnyttjas av flera andra hålhäckande fågelarter och fladdermöss, däribland pärluggla (EN, §4), knipa (§4), salskrake (§4) och skogsduva (§4). Hökuggla (VU, §4) och slaguggla (§4) häckar ofta i högstubbar som brutits av i höjd med ett gammalt spillkråkebo (SLU Artdatabanken, 2026; Skogsstyrelsen, 2016).</w:t>
+      </w:r>
+    </w:p>
+    <w:p>
+      <w:pPr>
+        <w:pStyle w:val="Heading1"/>
+      </w:pPr>
+      <w:r>
+        <w:t>EU:s fågeldirektiv</w:t>
+      </w:r>
+    </w:p>
+    <w:p>
+      <w:r>
+        <w:t xml:space="preserve">Europeiska unionens medlemsländer är skyldiga att agera i enlighet med EU:s fågeldirektiv där det uttryckligen står att direktivet gäller för fåglar samt för deras ägg, bon och </w:t>
+      </w:r>
+      <w:r>
+        <w:rPr>
+          <w:b/>
+        </w:rPr>
+        <w:t xml:space="preserve">livsmiljöer </w:t>
+      </w:r>
+      <w:r>
+        <w:t>(artikel 1). Vidare att de åtgärder som vidtas inte får leda till en försämring av den nuvarande situationen beträffande bevarandet av de fågelarter som avses i artikel 1 (artikel 13). Fågeldirektivet är styrande för tillsynsansvariga myndigheters ärendehantering, ställningstaganden och beslutsfattande.</w:t>
+      </w:r>
+    </w:p>
+    <w:p>
+      <w:r>
+        <w:br w:type="page"/>
+      </w:r>
+    </w:p>
+    <w:p>
+      <w:pPr>
+        <w:pStyle w:val="Title"/>
+      </w:pPr>
+      <w:r>
+        <w:t>BILAGA 1 – Fridlysta arter</w:t>
+      </w:r>
+    </w:p>
+    <w:p>
+      <w:pPr>
+        <w:pStyle w:val="Heading1"/>
+      </w:pPr>
+      <w:r>
+        <w:t>Spillkråka – ekologi samt krav på livsmiljön</w:t>
+      </w:r>
+    </w:p>
+    <w:p>
+      <w:r>
+        <w:t xml:space="preserve">Spillkråka (§4) ingår i bilaga 1 EU:s fågeldirektiv och är typisk art för </w:t>
+      </w:r>
+      <w:r>
+        <w:rPr>
+          <w:i/>
+        </w:rPr>
+        <w:t xml:space="preserve">9010 Taiga </w:t>
+      </w:r>
+      <w:r>
+        <w:t>och</w:t>
+      </w:r>
+      <w:r>
+        <w:rPr>
+          <w:i/>
+        </w:rPr>
+        <w:t xml:space="preserve"> 9740 Skogsbevuxen myr</w:t>
+      </w:r>
+      <w:r>
+        <w:t>. Den lever i både barr- och blandskog liksom i ren lövskog. De tätaste populationerna tenderar att finnas i äldre, variationsrik blandskog med gott om död ved och gamla träd. Varje par utnyttjar 400–1000 hektar skog beroende på skogens kvalitet. Skogsbruk med korta omloppstider och täta, homogena ungskogar utgör det största hotet (SLU Artdatabanken, 2026).</w:t>
+      </w:r>
+    </w:p>
+    <w:p>
+      <w:r>
+        <w:t>Spillkråka är en nyckelart i skogliga miljöer vars övergivna bohål utnyttjas av flera andra hålhäckande fågelarter och fladdermöss, däribland pärluggla (EN, §4), knipa (§4), salskrake (§4) och skogsduva (§4). Hökuggla (VU, §4) och slaguggla (§4) häckar ofta i högstubbar som brutits av i höjd med ett gammalt spillkråkebo (Skogsstyrelsen, 2016).</w:t>
+      </w:r>
+    </w:p>
+    <w:p>
+      <w:pPr>
+        <w:pStyle w:val="Heading2"/>
+      </w:pPr>
+      <w:r>
+        <w:t>Referenser – spillkråka</w:t>
+      </w:r>
+    </w:p>
+    <w:p>
+      <w:r>
+        <w:t xml:space="preserve">Skogsstyrelsen, 2016. </w:t>
+      </w:r>
+      <w:r>
+        <w:rPr>
+          <w:i/>
+        </w:rPr>
+        <w:t xml:space="preserve">Vägledning för hänsyn till spillkråka. </w:t>
+      </w:r>
+      <w:r>
+        <w:t>Vägledningar och kunskapsstöd artskydd – Skogsstyrelsen.</w:t>
+      </w:r>
+    </w:p>
+    <w:p>
+      <w:r>
+        <w:t xml:space="preserve">SLU Artdatabanken, 2026. </w:t>
+      </w:r>
+      <w:r>
+        <w:rPr>
+          <w:i/>
+        </w:rPr>
+        <w:t xml:space="preserve">Artfaktablad. Naturvård – artfakta. </w:t>
+      </w:r>
+      <w:r>
+        <w:t>SLU Artdatabanken, Uppsala.</w:t>
       </w:r>
     </w:p>
     <w:sectPr>
@@ -227,7 +392,7 @@
     <w:r>
       <w:tab/>
       <w:tab/>
-      <w:t>2026-08-23</w:t>
+      <w:t>2026-08-24</w:t>
       <w:br/>
       <w:br/>
     </w:r>

--- a/tillsyn/A 18694-2024 tillsynsbegäran.docx
+++ b/tillsyn/A 18694-2024 tillsynsbegäran.docx
@@ -392,7 +392,7 @@
     <w:r>
       <w:tab/>
       <w:tab/>
-      <w:t>2026-08-24</w:t>
+      <w:t>2026-08-25</w:t>
       <w:br/>
       <w:br/>
     </w:r>

--- a/tillsyn/A 18694-2024 tillsynsbegäran.docx
+++ b/tillsyn/A 18694-2024 tillsynsbegäran.docx
@@ -392,7 +392,7 @@
     <w:r>
       <w:tab/>
       <w:tab/>
-      <w:t>2026-08-25</w:t>
+      <w:t>2026-08-26</w:t>
       <w:br/>
       <w:br/>
     </w:r>

--- a/tillsyn/A 18694-2024 tillsynsbegäran.docx
+++ b/tillsyn/A 18694-2024 tillsynsbegäran.docx
@@ -392,7 +392,7 @@
     <w:r>
       <w:tab/>
       <w:tab/>
-      <w:t>2026-08-26</w:t>
+      <w:t>2026-08-27</w:t>
       <w:br/>
       <w:br/>
     </w:r>

--- a/tillsyn/A 18694-2024 tillsynsbegäran.docx
+++ b/tillsyn/A 18694-2024 tillsynsbegäran.docx
@@ -392,7 +392,7 @@
     <w:r>
       <w:tab/>
       <w:tab/>
-      <w:t>2026-08-27</w:t>
+      <w:t>2026-08-28</w:t>
       <w:br/>
       <w:br/>
     </w:r>

--- a/tillsyn/A 18694-2024 tillsynsbegäran.docx
+++ b/tillsyn/A 18694-2024 tillsynsbegäran.docx
@@ -392,7 +392,7 @@
     <w:r>
       <w:tab/>
       <w:tab/>
-      <w:t>2026-08-28</w:t>
+      <w:t>2026-08-29</w:t>
       <w:br/>
       <w:br/>
     </w:r>

--- a/tillsyn/A 18694-2024 tillsynsbegäran.docx
+++ b/tillsyn/A 18694-2024 tillsynsbegäran.docx
@@ -392,7 +392,7 @@
     <w:r>
       <w:tab/>
       <w:tab/>
-      <w:t>2026-08-29</w:t>
+      <w:t>2026-08-31</w:t>
       <w:br/>
       <w:br/>
     </w:r>

--- a/tillsyn/A 18694-2024 tillsynsbegäran.docx
+++ b/tillsyn/A 18694-2024 tillsynsbegäran.docx
@@ -392,7 +392,7 @@
     <w:r>
       <w:tab/>
       <w:tab/>
-      <w:t>2026-08-31</w:t>
+      <w:t>2026-09-01</w:t>
       <w:br/>
       <w:br/>
     </w:r>

--- a/tillsyn/A 18694-2024 tillsynsbegäran.docx
+++ b/tillsyn/A 18694-2024 tillsynsbegäran.docx
@@ -392,7 +392,7 @@
     <w:r>
       <w:tab/>
       <w:tab/>
-      <w:t>2026-09-01</w:t>
+      <w:t>2026-09-02</w:t>
       <w:br/>
       <w:br/>
     </w:r>

--- a/tillsyn/A 18694-2024 tillsynsbegäran.docx
+++ b/tillsyn/A 18694-2024 tillsynsbegäran.docx
@@ -392,7 +392,7 @@
     <w:r>
       <w:tab/>
       <w:tab/>
-      <w:t>2026-09-02</w:t>
+      <w:t>2026-09-03</w:t>
       <w:br/>
       <w:br/>
     </w:r>

--- a/tillsyn/A 18694-2024 tillsynsbegäran.docx
+++ b/tillsyn/A 18694-2024 tillsynsbegäran.docx
@@ -392,7 +392,7 @@
     <w:r>
       <w:tab/>
       <w:tab/>
-      <w:t>2026-09-03</w:t>
+      <w:t>2026-09-04</w:t>
       <w:br/>
       <w:br/>
     </w:r>

--- a/tillsyn/A 18694-2024 tillsynsbegäran.docx
+++ b/tillsyn/A 18694-2024 tillsynsbegäran.docx
@@ -392,7 +392,7 @@
     <w:r>
       <w:tab/>
       <w:tab/>
-      <w:t>2026-09-04</w:t>
+      <w:t>2026-09-05</w:t>
       <w:br/>
       <w:br/>
     </w:r>

--- a/tillsyn/A 18694-2024 tillsynsbegäran.docx
+++ b/tillsyn/A 18694-2024 tillsynsbegäran.docx
@@ -392,7 +392,7 @@
     <w:r>
       <w:tab/>
       <w:tab/>
-      <w:t>2026-09-05</w:t>
+      <w:t>2026-09-06</w:t>
       <w:br/>
       <w:br/>
     </w:r>

--- a/tillsyn/A 18694-2024 tillsynsbegäran.docx
+++ b/tillsyn/A 18694-2024 tillsynsbegäran.docx
@@ -392,7 +392,7 @@
     <w:r>
       <w:tab/>
       <w:tab/>
-      <w:t>2026-09-06</w:t>
+      <w:t>2026-09-07</w:t>
       <w:br/>
       <w:br/>
     </w:r>

--- a/tillsyn/A 18694-2024 tillsynsbegäran.docx
+++ b/tillsyn/A 18694-2024 tillsynsbegäran.docx
@@ -392,7 +392,7 @@
     <w:r>
       <w:tab/>
       <w:tab/>
-      <w:t>2026-09-07</w:t>
+      <w:t>2026-09-08</w:t>
       <w:br/>
       <w:br/>
     </w:r>

--- a/tillsyn/A 18694-2024 tillsynsbegäran.docx
+++ b/tillsyn/A 18694-2024 tillsynsbegäran.docx
@@ -392,7 +392,7 @@
     <w:r>
       <w:tab/>
       <w:tab/>
-      <w:t>2026-09-08</w:t>
+      <w:t>2026-09-09</w:t>
       <w:br/>
       <w:br/>
     </w:r>

--- a/tillsyn/A 18694-2024 tillsynsbegäran.docx
+++ b/tillsyn/A 18694-2024 tillsynsbegäran.docx
@@ -392,7 +392,7 @@
     <w:r>
       <w:tab/>
       <w:tab/>
-      <w:t>2026-09-09</w:t>
+      <w:t>2026-09-10</w:t>
       <w:br/>
       <w:br/>
     </w:r>

--- a/tillsyn/A 18694-2024 tillsynsbegäran.docx
+++ b/tillsyn/A 18694-2024 tillsynsbegäran.docx
@@ -392,7 +392,7 @@
     <w:r>
       <w:tab/>
       <w:tab/>
-      <w:t>2026-09-10</w:t>
+      <w:t>2026-09-11</w:t>
       <w:br/>
       <w:br/>
     </w:r>

--- a/tillsyn/A 18694-2024 tillsynsbegäran.docx
+++ b/tillsyn/A 18694-2024 tillsynsbegäran.docx
@@ -392,7 +392,7 @@
     <w:r>
       <w:tab/>
       <w:tab/>
-      <w:t>2026-09-11</w:t>
+      <w:t>2026-09-12</w:t>
       <w:br/>
       <w:br/>
     </w:r>
